--- a/HRCP-KKU-Academic/uploads/academic/15/doc_2.docx
+++ b/HRCP-KKU-Academic/uploads/academic/15/doc_2.docx
@@ -1787,7 +1787,7 @@
                 <w:szCs w:val="28"/>
                 <w:lang w:val="en-US" w:eastAsia="en-GB"/>
               </w:rPr>
-              <w:t/>
+              <w:t>รองศาสตราจารย์สม ดี</w:t>
             </w:r>
             <w:proofErr w:type="spellStart"/>
             <w:r>
@@ -1838,7 +1838,7 @@
                 <w:szCs w:val="28"/>
                 <w:lang w:val="en-US" w:eastAsia="en-GB"/>
               </w:rPr>
-              <w:t/>
+              <w:t>คณบดีวิทยาลัยการคอมพิวเตอร์</w:t>
             </w:r>
             <w:proofErr w:type="spellStart"/>
             <w:r>
